--- a/LY_THUYET/BUOI10/b10_1250080208_DoTienTri_12_DH_CNTT4.docx
+++ b/LY_THUYET/BUOI10/b10_1250080208_DoTienTri_12_DH_CNTT4.docx
@@ -76,112 +76,1052 @@
         </w:rPr>
         <w:t>Báo Cáo Bài Tập Tuần 10</w:t>
       </w:r>
+    </w:p>
+    <w:p>
+      <w:pPr>
+        <w:numPr>
+          <w:ilvl w:val="0"/>
+          <w:numId w:val="0"/>
+        </w:numPr>
+        <w:rPr>
+          <w:rFonts w:hint="default"/>
+          <w:lang w:val="vi-VN"/>
+        </w:rPr>
+      </w:pPr>
+      <w:r>
+        <w:rPr>
+          <w:rFonts w:hint="default"/>
+          <w:lang w:val="vi-VN"/>
+        </w:rPr>
+        <w:t>Phiếu 1</w:t>
+      </w:r>
+    </w:p>
+    <w:p>
+      <w:pPr>
+        <w:numPr>
+          <w:ilvl w:val="0"/>
+          <w:numId w:val="0"/>
+        </w:numPr>
+        <w:rPr>
+          <w:rFonts w:hint="default"/>
+          <w:lang w:val="vi-VN"/>
+        </w:rPr>
+      </w:pPr>
+      <w:r>
+        <w:rPr>
+          <w:rFonts w:hint="default"/>
+          <w:lang w:val="vi-VN"/>
+        </w:rPr>
+        <w:t>A/</w:t>
+      </w:r>
+    </w:p>
+    <w:p>
+      <w:pPr>
+        <w:numPr>
+          <w:ilvl w:val="0"/>
+          <w:numId w:val="0"/>
+        </w:numPr>
+      </w:pPr>
+      <w:r>
+        <w:drawing>
+          <wp:inline distT="0" distB="0" distL="114300" distR="114300">
+            <wp:extent cx="5271135" cy="1978660"/>
+            <wp:effectExtent l="0" t="0" r="5715" b="2540"/>
+            <wp:docPr id="4" name="Picture 4"/>
+            <wp:cNvGraphicFramePr>
+              <a:graphicFrameLocks xmlns:a="http://schemas.openxmlformats.org/drawingml/2006/main" noChangeAspect="1"/>
+            </wp:cNvGraphicFramePr>
+            <a:graphic xmlns:a="http://schemas.openxmlformats.org/drawingml/2006/main">
+              <a:graphicData uri="http://schemas.openxmlformats.org/drawingml/2006/picture">
+                <pic:pic xmlns:pic="http://schemas.openxmlformats.org/drawingml/2006/picture">
+                  <pic:nvPicPr>
+                    <pic:cNvPr id="4" name="Picture 4"/>
+                    <pic:cNvPicPr>
+                      <a:picLocks noChangeAspect="1"/>
+                    </pic:cNvPicPr>
+                  </pic:nvPicPr>
+                  <pic:blipFill>
+                    <a:blip r:embed="rId4"/>
+                    <a:stretch>
+                      <a:fillRect/>
+                    </a:stretch>
+                  </pic:blipFill>
+                  <pic:spPr>
+                    <a:xfrm>
+                      <a:off x="0" y="0"/>
+                      <a:ext cx="5271135" cy="1978660"/>
+                    </a:xfrm>
+                    <a:prstGeom prst="rect">
+                      <a:avLst/>
+                    </a:prstGeom>
+                    <a:noFill/>
+                    <a:ln>
+                      <a:noFill/>
+                    </a:ln>
+                  </pic:spPr>
+                </pic:pic>
+              </a:graphicData>
+            </a:graphic>
+          </wp:inline>
+        </w:drawing>
+      </w:r>
+    </w:p>
+    <w:p>
+      <w:pPr>
+        <w:numPr>
+          <w:ilvl w:val="0"/>
+          <w:numId w:val="0"/>
+        </w:numPr>
+        <w:rPr>
+          <w:rFonts w:hint="default"/>
+          <w:lang w:val="vi-VN"/>
+        </w:rPr>
+      </w:pPr>
+      <w:r>
+        <w:rPr>
+          <w:rFonts w:hint="default"/>
+          <w:lang w:val="vi-VN"/>
+        </w:rPr>
+        <w:t>B/</w:t>
+      </w:r>
+    </w:p>
+    <w:p>
+      <w:pPr>
+        <w:numPr>
+          <w:ilvl w:val="0"/>
+          <w:numId w:val="0"/>
+        </w:numPr>
+      </w:pPr>
+      <w:r>
+        <w:drawing>
+          <wp:inline distT="0" distB="0" distL="114300" distR="114300">
+            <wp:extent cx="5272405" cy="2364740"/>
+            <wp:effectExtent l="0" t="0" r="4445" b="16510"/>
+            <wp:docPr id="5" name="Picture 5"/>
+            <wp:cNvGraphicFramePr>
+              <a:graphicFrameLocks xmlns:a="http://schemas.openxmlformats.org/drawingml/2006/main" noChangeAspect="1"/>
+            </wp:cNvGraphicFramePr>
+            <a:graphic xmlns:a="http://schemas.openxmlformats.org/drawingml/2006/main">
+              <a:graphicData uri="http://schemas.openxmlformats.org/drawingml/2006/picture">
+                <pic:pic xmlns:pic="http://schemas.openxmlformats.org/drawingml/2006/picture">
+                  <pic:nvPicPr>
+                    <pic:cNvPr id="5" name="Picture 5"/>
+                    <pic:cNvPicPr>
+                      <a:picLocks noChangeAspect="1"/>
+                    </pic:cNvPicPr>
+                  </pic:nvPicPr>
+                  <pic:blipFill>
+                    <a:blip r:embed="rId5"/>
+                    <a:stretch>
+                      <a:fillRect/>
+                    </a:stretch>
+                  </pic:blipFill>
+                  <pic:spPr>
+                    <a:xfrm>
+                      <a:off x="0" y="0"/>
+                      <a:ext cx="5272405" cy="2364740"/>
+                    </a:xfrm>
+                    <a:prstGeom prst="rect">
+                      <a:avLst/>
+                    </a:prstGeom>
+                    <a:noFill/>
+                    <a:ln>
+                      <a:noFill/>
+                    </a:ln>
+                  </pic:spPr>
+                </pic:pic>
+              </a:graphicData>
+            </a:graphic>
+          </wp:inline>
+        </w:drawing>
+      </w:r>
+    </w:p>
+    <w:p>
+      <w:pPr>
+        <w:numPr>
+          <w:ilvl w:val="0"/>
+          <w:numId w:val="0"/>
+        </w:numPr>
+        <w:rPr>
+          <w:rFonts w:hint="default"/>
+          <w:lang w:val="vi-VN"/>
+        </w:rPr>
+      </w:pPr>
+      <w:r>
+        <w:rPr>
+          <w:rFonts w:hint="default"/>
+          <w:lang w:val="vi-VN"/>
+        </w:rPr>
+        <w:t>C/</w:t>
+      </w:r>
+    </w:p>
+    <w:p>
+      <w:pPr>
+        <w:numPr>
+          <w:ilvl w:val="0"/>
+          <w:numId w:val="0"/>
+        </w:numPr>
+        <w:rPr>
+          <w:rFonts w:hint="default"/>
+          <w:lang w:val="vi-VN"/>
+        </w:rPr>
+      </w:pPr>
+      <w:r>
+        <w:drawing>
+          <wp:inline distT="0" distB="0" distL="114300" distR="114300">
+            <wp:extent cx="5269230" cy="799465"/>
+            <wp:effectExtent l="0" t="0" r="7620" b="635"/>
+            <wp:docPr id="6" name="Picture 6"/>
+            <wp:cNvGraphicFramePr>
+              <a:graphicFrameLocks xmlns:a="http://schemas.openxmlformats.org/drawingml/2006/main" noChangeAspect="1"/>
+            </wp:cNvGraphicFramePr>
+            <a:graphic xmlns:a="http://schemas.openxmlformats.org/drawingml/2006/main">
+              <a:graphicData uri="http://schemas.openxmlformats.org/drawingml/2006/picture">
+                <pic:pic xmlns:pic="http://schemas.openxmlformats.org/drawingml/2006/picture">
+                  <pic:nvPicPr>
+                    <pic:cNvPr id="6" name="Picture 6"/>
+                    <pic:cNvPicPr>
+                      <a:picLocks noChangeAspect="1"/>
+                    </pic:cNvPicPr>
+                  </pic:nvPicPr>
+                  <pic:blipFill>
+                    <a:blip r:embed="rId6"/>
+                    <a:stretch>
+                      <a:fillRect/>
+                    </a:stretch>
+                  </pic:blipFill>
+                  <pic:spPr>
+                    <a:xfrm>
+                      <a:off x="0" y="0"/>
+                      <a:ext cx="5269230" cy="799465"/>
+                    </a:xfrm>
+                    <a:prstGeom prst="rect">
+                      <a:avLst/>
+                    </a:prstGeom>
+                    <a:noFill/>
+                    <a:ln>
+                      <a:noFill/>
+                    </a:ln>
+                  </pic:spPr>
+                </pic:pic>
+              </a:graphicData>
+            </a:graphic>
+          </wp:inline>
+        </w:drawing>
+      </w:r>
+    </w:p>
+    <w:p>
+      <w:pPr>
+        <w:numPr>
+          <w:ilvl w:val="0"/>
+          <w:numId w:val="0"/>
+        </w:numPr>
+        <w:rPr>
+          <w:rFonts w:hint="default"/>
+          <w:lang w:val="vi-VN"/>
+        </w:rPr>
+      </w:pPr>
+    </w:p>
+    <w:p>
+      <w:pPr>
+        <w:numPr>
+          <w:ilvl w:val="0"/>
+          <w:numId w:val="0"/>
+        </w:numPr>
+        <w:rPr>
+          <w:rFonts w:hint="default"/>
+          <w:lang w:val="vi-VN"/>
+        </w:rPr>
+      </w:pPr>
+    </w:p>
+    <w:p>
+      <w:pPr>
+        <w:numPr>
+          <w:ilvl w:val="0"/>
+          <w:numId w:val="0"/>
+        </w:numPr>
+        <w:rPr>
+          <w:rFonts w:hint="default"/>
+          <w:lang w:val="vi-VN"/>
+        </w:rPr>
+      </w:pPr>
+    </w:p>
+    <w:p>
+      <w:pPr>
+        <w:numPr>
+          <w:ilvl w:val="0"/>
+          <w:numId w:val="0"/>
+        </w:numPr>
+        <w:rPr>
+          <w:rFonts w:hint="default"/>
+          <w:lang w:val="vi-VN"/>
+        </w:rPr>
+      </w:pPr>
+    </w:p>
+    <w:p>
+      <w:pPr>
+        <w:numPr>
+          <w:ilvl w:val="0"/>
+          <w:numId w:val="0"/>
+        </w:numPr>
+        <w:rPr>
+          <w:rFonts w:hint="default"/>
+          <w:lang w:val="vi-VN"/>
+        </w:rPr>
+      </w:pPr>
+    </w:p>
+    <w:p>
+      <w:pPr>
+        <w:numPr>
+          <w:ilvl w:val="0"/>
+          <w:numId w:val="0"/>
+        </w:numPr>
+        <w:rPr>
+          <w:rFonts w:hint="default"/>
+          <w:lang w:val="vi-VN"/>
+        </w:rPr>
+      </w:pPr>
+    </w:p>
+    <w:p>
+      <w:pPr>
+        <w:numPr>
+          <w:ilvl w:val="0"/>
+          <w:numId w:val="0"/>
+        </w:numPr>
+        <w:rPr>
+          <w:rFonts w:hint="default"/>
+          <w:lang w:val="vi-VN"/>
+        </w:rPr>
+      </w:pPr>
+    </w:p>
+    <w:p>
+      <w:pPr>
+        <w:numPr>
+          <w:ilvl w:val="0"/>
+          <w:numId w:val="0"/>
+        </w:numPr>
+        <w:rPr>
+          <w:rFonts w:hint="default"/>
+          <w:lang w:val="vi-VN"/>
+        </w:rPr>
+      </w:pPr>
+    </w:p>
+    <w:p>
+      <w:pPr>
+        <w:numPr>
+          <w:ilvl w:val="0"/>
+          <w:numId w:val="0"/>
+        </w:numPr>
+        <w:rPr>
+          <w:rFonts w:hint="default"/>
+          <w:lang w:val="vi-VN"/>
+        </w:rPr>
+      </w:pPr>
+    </w:p>
+    <w:p>
+      <w:pPr>
+        <w:numPr>
+          <w:ilvl w:val="0"/>
+          <w:numId w:val="0"/>
+        </w:numPr>
+        <w:rPr>
+          <w:rFonts w:hint="default"/>
+          <w:lang w:val="vi-VN"/>
+        </w:rPr>
+      </w:pPr>
+    </w:p>
+    <w:p>
+      <w:pPr>
+        <w:numPr>
+          <w:ilvl w:val="0"/>
+          <w:numId w:val="0"/>
+        </w:numPr>
+        <w:rPr>
+          <w:rFonts w:hint="default"/>
+          <w:lang w:val="vi-VN"/>
+        </w:rPr>
+      </w:pPr>
+    </w:p>
+    <w:p>
+      <w:pPr>
+        <w:numPr>
+          <w:ilvl w:val="0"/>
+          <w:numId w:val="0"/>
+        </w:numPr>
+        <w:rPr>
+          <w:rFonts w:hint="default"/>
+          <w:lang w:val="vi-VN"/>
+        </w:rPr>
+      </w:pPr>
+    </w:p>
+    <w:p>
+      <w:pPr>
+        <w:numPr>
+          <w:ilvl w:val="0"/>
+          <w:numId w:val="0"/>
+        </w:numPr>
+        <w:rPr>
+          <w:rFonts w:hint="default"/>
+          <w:lang w:val="vi-VN"/>
+        </w:rPr>
+      </w:pPr>
+    </w:p>
+    <w:p>
+      <w:pPr>
+        <w:numPr>
+          <w:ilvl w:val="0"/>
+          <w:numId w:val="0"/>
+        </w:numPr>
+        <w:rPr>
+          <w:rFonts w:hint="default"/>
+          <w:lang w:val="vi-VN"/>
+        </w:rPr>
+      </w:pPr>
+    </w:p>
+    <w:p>
+      <w:pPr>
+        <w:numPr>
+          <w:ilvl w:val="0"/>
+          <w:numId w:val="0"/>
+        </w:numPr>
+        <w:rPr>
+          <w:rFonts w:hint="default"/>
+          <w:lang w:val="vi-VN"/>
+        </w:rPr>
+      </w:pPr>
+    </w:p>
+    <w:p>
+      <w:pPr>
+        <w:numPr>
+          <w:ilvl w:val="0"/>
+          <w:numId w:val="0"/>
+        </w:numPr>
+        <w:rPr>
+          <w:rFonts w:hint="default"/>
+          <w:lang w:val="vi-VN"/>
+        </w:rPr>
+      </w:pPr>
+      <w:r>
+        <w:rPr>
+          <w:rFonts w:hint="default"/>
+          <w:lang w:val="vi-VN"/>
+        </w:rPr>
+        <w:t>Phiếu 2</w:t>
+      </w:r>
+    </w:p>
+    <w:p>
+      <w:pPr>
+        <w:numPr>
+          <w:ilvl w:val="0"/>
+          <w:numId w:val="0"/>
+        </w:numPr>
+      </w:pPr>
+      <w:r>
+        <w:drawing>
+          <wp:inline distT="0" distB="0" distL="114300" distR="114300">
+            <wp:extent cx="5266690" cy="2846070"/>
+            <wp:effectExtent l="0" t="0" r="10160" b="11430"/>
+            <wp:docPr id="7" name="Picture 7"/>
+            <wp:cNvGraphicFramePr>
+              <a:graphicFrameLocks xmlns:a="http://schemas.openxmlformats.org/drawingml/2006/main" noChangeAspect="1"/>
+            </wp:cNvGraphicFramePr>
+            <a:graphic xmlns:a="http://schemas.openxmlformats.org/drawingml/2006/main">
+              <a:graphicData uri="http://schemas.openxmlformats.org/drawingml/2006/picture">
+                <pic:pic xmlns:pic="http://schemas.openxmlformats.org/drawingml/2006/picture">
+                  <pic:nvPicPr>
+                    <pic:cNvPr id="7" name="Picture 7"/>
+                    <pic:cNvPicPr>
+                      <a:picLocks noChangeAspect="1"/>
+                    </pic:cNvPicPr>
+                  </pic:nvPicPr>
+                  <pic:blipFill>
+                    <a:blip r:embed="rId7"/>
+                    <a:stretch>
+                      <a:fillRect/>
+                    </a:stretch>
+                  </pic:blipFill>
+                  <pic:spPr>
+                    <a:xfrm>
+                      <a:off x="0" y="0"/>
+                      <a:ext cx="5266690" cy="2846070"/>
+                    </a:xfrm>
+                    <a:prstGeom prst="rect">
+                      <a:avLst/>
+                    </a:prstGeom>
+                    <a:noFill/>
+                    <a:ln>
+                      <a:noFill/>
+                    </a:ln>
+                  </pic:spPr>
+                </pic:pic>
+              </a:graphicData>
+            </a:graphic>
+          </wp:inline>
+        </w:drawing>
+      </w:r>
+    </w:p>
+    <w:p>
+      <w:pPr>
+        <w:numPr>
+          <w:ilvl w:val="0"/>
+          <w:numId w:val="0"/>
+        </w:numPr>
+      </w:pPr>
+    </w:p>
+    <w:p>
+      <w:pPr>
+        <w:numPr>
+          <w:ilvl w:val="0"/>
+          <w:numId w:val="0"/>
+        </w:numPr>
+        <w:rPr>
+          <w:rFonts w:hint="default"/>
+          <w:lang w:val="vi-VN"/>
+        </w:rPr>
+      </w:pPr>
+      <w:r>
+        <w:rPr>
+          <w:rFonts w:hint="default"/>
+          <w:lang w:val="vi-VN"/>
+        </w:rPr>
+        <w:t>B/</w:t>
+      </w:r>
+    </w:p>
+    <w:p>
+      <w:pPr>
+        <w:numPr>
+          <w:ilvl w:val="0"/>
+          <w:numId w:val="0"/>
+        </w:numPr>
+      </w:pPr>
+      <w:r>
+        <w:drawing>
+          <wp:inline distT="0" distB="0" distL="114300" distR="114300">
+            <wp:extent cx="5274310" cy="2419350"/>
+            <wp:effectExtent l="0" t="0" r="2540" b="0"/>
+            <wp:docPr id="8" name="Picture 8"/>
+            <wp:cNvGraphicFramePr>
+              <a:graphicFrameLocks xmlns:a="http://schemas.openxmlformats.org/drawingml/2006/main" noChangeAspect="1"/>
+            </wp:cNvGraphicFramePr>
+            <a:graphic xmlns:a="http://schemas.openxmlformats.org/drawingml/2006/main">
+              <a:graphicData uri="http://schemas.openxmlformats.org/drawingml/2006/picture">
+                <pic:pic xmlns:pic="http://schemas.openxmlformats.org/drawingml/2006/picture">
+                  <pic:nvPicPr>
+                    <pic:cNvPr id="8" name="Picture 8"/>
+                    <pic:cNvPicPr>
+                      <a:picLocks noChangeAspect="1"/>
+                    </pic:cNvPicPr>
+                  </pic:nvPicPr>
+                  <pic:blipFill>
+                    <a:blip r:embed="rId8"/>
+                    <a:stretch>
+                      <a:fillRect/>
+                    </a:stretch>
+                  </pic:blipFill>
+                  <pic:spPr>
+                    <a:xfrm>
+                      <a:off x="0" y="0"/>
+                      <a:ext cx="5274310" cy="2419350"/>
+                    </a:xfrm>
+                    <a:prstGeom prst="rect">
+                      <a:avLst/>
+                    </a:prstGeom>
+                    <a:noFill/>
+                    <a:ln>
+                      <a:noFill/>
+                    </a:ln>
+                  </pic:spPr>
+                </pic:pic>
+              </a:graphicData>
+            </a:graphic>
+          </wp:inline>
+        </w:drawing>
+      </w:r>
+    </w:p>
+    <w:p>
+      <w:pPr>
+        <w:numPr>
+          <w:ilvl w:val="0"/>
+          <w:numId w:val="0"/>
+        </w:numPr>
+        <w:rPr>
+          <w:rFonts w:hint="default"/>
+          <w:lang w:val="vi-VN"/>
+        </w:rPr>
+      </w:pPr>
+      <w:r>
+        <w:rPr>
+          <w:rFonts w:hint="default"/>
+          <w:lang w:val="vi-VN"/>
+        </w:rPr>
+        <w:t>C/</w:t>
+      </w:r>
+    </w:p>
+    <w:p>
+      <w:pPr>
+        <w:numPr>
+          <w:ilvl w:val="0"/>
+          <w:numId w:val="0"/>
+        </w:numPr>
+        <w:rPr>
+          <w:rFonts w:hint="default"/>
+          <w:lang w:val="vi-VN"/>
+        </w:rPr>
+      </w:pPr>
+      <w:r>
+        <w:drawing>
+          <wp:inline distT="0" distB="0" distL="114300" distR="114300">
+            <wp:extent cx="5271770" cy="808990"/>
+            <wp:effectExtent l="0" t="0" r="5080" b="10160"/>
+            <wp:docPr id="9" name="Picture 9"/>
+            <wp:cNvGraphicFramePr>
+              <a:graphicFrameLocks xmlns:a="http://schemas.openxmlformats.org/drawingml/2006/main" noChangeAspect="1"/>
+            </wp:cNvGraphicFramePr>
+            <a:graphic xmlns:a="http://schemas.openxmlformats.org/drawingml/2006/main">
+              <a:graphicData uri="http://schemas.openxmlformats.org/drawingml/2006/picture">
+                <pic:pic xmlns:pic="http://schemas.openxmlformats.org/drawingml/2006/picture">
+                  <pic:nvPicPr>
+                    <pic:cNvPr id="9" name="Picture 9"/>
+                    <pic:cNvPicPr>
+                      <a:picLocks noChangeAspect="1"/>
+                    </pic:cNvPicPr>
+                  </pic:nvPicPr>
+                  <pic:blipFill>
+                    <a:blip r:embed="rId9"/>
+                    <a:stretch>
+                      <a:fillRect/>
+                    </a:stretch>
+                  </pic:blipFill>
+                  <pic:spPr>
+                    <a:xfrm>
+                      <a:off x="0" y="0"/>
+                      <a:ext cx="5271770" cy="808990"/>
+                    </a:xfrm>
+                    <a:prstGeom prst="rect">
+                      <a:avLst/>
+                    </a:prstGeom>
+                    <a:noFill/>
+                    <a:ln>
+                      <a:noFill/>
+                    </a:ln>
+                  </pic:spPr>
+                </pic:pic>
+              </a:graphicData>
+            </a:graphic>
+          </wp:inline>
+        </w:drawing>
+      </w:r>
+    </w:p>
+    <w:p>
+      <w:pPr>
+        <w:numPr>
+          <w:ilvl w:val="0"/>
+          <w:numId w:val="0"/>
+        </w:numPr>
+      </w:pPr>
+    </w:p>
+    <w:p>
+      <w:pPr>
+        <w:numPr>
+          <w:ilvl w:val="0"/>
+          <w:numId w:val="0"/>
+        </w:numPr>
+        <w:rPr>
+          <w:rFonts w:hint="default"/>
+          <w:lang w:val="vi-VN"/>
+        </w:rPr>
+      </w:pPr>
+    </w:p>
+    <w:p>
+      <w:pPr>
+        <w:numPr>
+          <w:ilvl w:val="0"/>
+          <w:numId w:val="0"/>
+        </w:numPr>
+        <w:rPr>
+          <w:rFonts w:hint="default"/>
+          <w:lang w:val="vi-VN"/>
+        </w:rPr>
+      </w:pPr>
+    </w:p>
+    <w:p>
+      <w:pPr>
+        <w:numPr>
+          <w:ilvl w:val="0"/>
+          <w:numId w:val="0"/>
+        </w:numPr>
+        <w:rPr>
+          <w:rFonts w:hint="default"/>
+          <w:lang w:val="vi-VN"/>
+        </w:rPr>
+      </w:pPr>
+    </w:p>
+    <w:p>
+      <w:pPr>
+        <w:numPr>
+          <w:ilvl w:val="0"/>
+          <w:numId w:val="0"/>
+        </w:numPr>
+        <w:rPr>
+          <w:rFonts w:hint="default"/>
+          <w:lang w:val="vi-VN"/>
+        </w:rPr>
+      </w:pPr>
+    </w:p>
+    <w:p>
+      <w:pPr>
+        <w:numPr>
+          <w:ilvl w:val="0"/>
+          <w:numId w:val="0"/>
+        </w:numPr>
+        <w:rPr>
+          <w:rFonts w:hint="default"/>
+          <w:lang w:val="vi-VN"/>
+        </w:rPr>
+      </w:pPr>
+    </w:p>
+    <w:p>
+      <w:pPr>
+        <w:numPr>
+          <w:ilvl w:val="0"/>
+          <w:numId w:val="0"/>
+        </w:numPr>
+        <w:rPr>
+          <w:rFonts w:hint="default"/>
+          <w:lang w:val="vi-VN"/>
+        </w:rPr>
+      </w:pPr>
+    </w:p>
+    <w:p>
+      <w:pPr>
+        <w:numPr>
+          <w:ilvl w:val="0"/>
+          <w:numId w:val="0"/>
+        </w:numPr>
+        <w:rPr>
+          <w:rFonts w:hint="default"/>
+          <w:lang w:val="vi-VN"/>
+        </w:rPr>
+      </w:pPr>
+    </w:p>
+    <w:p>
+      <w:pPr>
+        <w:numPr>
+          <w:ilvl w:val="0"/>
+          <w:numId w:val="0"/>
+        </w:numPr>
+        <w:rPr>
+          <w:rFonts w:hint="default"/>
+          <w:lang w:val="vi-VN"/>
+        </w:rPr>
+      </w:pPr>
+    </w:p>
+    <w:p>
+      <w:pPr>
+        <w:numPr>
+          <w:ilvl w:val="0"/>
+          <w:numId w:val="0"/>
+        </w:numPr>
+        <w:rPr>
+          <w:rFonts w:hint="default"/>
+          <w:lang w:val="vi-VN"/>
+        </w:rPr>
+      </w:pPr>
+    </w:p>
+    <w:p>
+      <w:pPr>
+        <w:numPr>
+          <w:ilvl w:val="0"/>
+          <w:numId w:val="0"/>
+        </w:numPr>
+        <w:rPr>
+          <w:rFonts w:hint="default"/>
+          <w:lang w:val="vi-VN"/>
+        </w:rPr>
+      </w:pPr>
+    </w:p>
+    <w:p>
+      <w:pPr>
+        <w:numPr>
+          <w:ilvl w:val="0"/>
+          <w:numId w:val="0"/>
+        </w:numPr>
+        <w:rPr>
+          <w:rFonts w:hint="default"/>
+          <w:lang w:val="vi-VN"/>
+        </w:rPr>
+      </w:pPr>
+    </w:p>
+    <w:p>
+      <w:pPr>
+        <w:numPr>
+          <w:ilvl w:val="0"/>
+          <w:numId w:val="0"/>
+        </w:numPr>
+        <w:rPr>
+          <w:rFonts w:hint="default"/>
+          <w:lang w:val="vi-VN"/>
+        </w:rPr>
+      </w:pPr>
+    </w:p>
+    <w:p>
+      <w:pPr>
+        <w:numPr>
+          <w:ilvl w:val="0"/>
+          <w:numId w:val="0"/>
+        </w:numPr>
+        <w:rPr>
+          <w:rFonts w:hint="default"/>
+          <w:lang w:val="vi-VN"/>
+        </w:rPr>
+      </w:pPr>
+      <w:r>
+        <w:rPr>
+          <w:rFonts w:hint="default"/>
+          <w:lang w:val="vi-VN"/>
+        </w:rPr>
+        <w:t>Phiếu 3</w:t>
+      </w:r>
+    </w:p>
+    <w:p>
+      <w:pPr>
+        <w:numPr>
+          <w:ilvl w:val="0"/>
+          <w:numId w:val="0"/>
+        </w:numPr>
+        <w:rPr>
+          <w:rFonts w:hint="default"/>
+          <w:lang w:val="vi-VN"/>
+        </w:rPr>
+      </w:pPr>
+      <w:r>
+        <w:rPr>
+          <w:rFonts w:hint="default"/>
+          <w:lang w:val="vi-VN"/>
+        </w:rPr>
+        <w:t>A/</w:t>
+      </w:r>
+    </w:p>
+    <w:p>
+      <w:pPr>
+        <w:numPr>
+          <w:ilvl w:val="0"/>
+          <w:numId w:val="0"/>
+        </w:numPr>
+        <w:rPr>
+          <w:rFonts w:hint="default"/>
+          <w:lang w:val="vi-VN"/>
+        </w:rPr>
+      </w:pPr>
+      <w:r>
+        <w:drawing>
+          <wp:inline distT="0" distB="0" distL="114300" distR="114300">
+            <wp:extent cx="5271135" cy="3067685"/>
+            <wp:effectExtent l="0" t="0" r="5715" b="18415"/>
+            <wp:docPr id="10" name="Picture 10"/>
+            <wp:cNvGraphicFramePr>
+              <a:graphicFrameLocks xmlns:a="http://schemas.openxmlformats.org/drawingml/2006/main" noChangeAspect="1"/>
+            </wp:cNvGraphicFramePr>
+            <a:graphic xmlns:a="http://schemas.openxmlformats.org/drawingml/2006/main">
+              <a:graphicData uri="http://schemas.openxmlformats.org/drawingml/2006/picture">
+                <pic:pic xmlns:pic="http://schemas.openxmlformats.org/drawingml/2006/picture">
+                  <pic:nvPicPr>
+                    <pic:cNvPr id="10" name="Picture 10"/>
+                    <pic:cNvPicPr>
+                      <a:picLocks noChangeAspect="1"/>
+                    </pic:cNvPicPr>
+                  </pic:nvPicPr>
+                  <pic:blipFill>
+                    <a:blip r:embed="rId10"/>
+                    <a:stretch>
+                      <a:fillRect/>
+                    </a:stretch>
+                  </pic:blipFill>
+                  <pic:spPr>
+                    <a:xfrm>
+                      <a:off x="0" y="0"/>
+                      <a:ext cx="5271135" cy="3067685"/>
+                    </a:xfrm>
+                    <a:prstGeom prst="rect">
+                      <a:avLst/>
+                    </a:prstGeom>
+                    <a:noFill/>
+                    <a:ln>
+                      <a:noFill/>
+                    </a:ln>
+                  </pic:spPr>
+                </pic:pic>
+              </a:graphicData>
+            </a:graphic>
+          </wp:inline>
+        </w:drawing>
+      </w:r>
+    </w:p>
+    <w:p>
+      <w:pPr>
+        <w:numPr>
+          <w:ilvl w:val="0"/>
+          <w:numId w:val="0"/>
+        </w:numPr>
+      </w:pPr>
+    </w:p>
+    <w:p>
+      <w:pPr>
+        <w:numPr>
+          <w:ilvl w:val="0"/>
+          <w:numId w:val="0"/>
+        </w:numPr>
+        <w:rPr>
+          <w:rFonts w:hint="default"/>
+          <w:lang w:val="vi-VN"/>
+        </w:rPr>
+      </w:pPr>
+      <w:r>
+        <w:rPr>
+          <w:rFonts w:hint="default"/>
+          <w:lang w:val="vi-VN"/>
+        </w:rPr>
+        <w:t>B/</w:t>
+      </w:r>
+    </w:p>
+    <w:p>
+      <w:pPr>
+        <w:numPr>
+          <w:ilvl w:val="0"/>
+          <w:numId w:val="0"/>
+        </w:numPr>
+        <w:rPr>
+          <w:rFonts w:hint="default"/>
+          <w:lang w:val="vi-VN"/>
+        </w:rPr>
+      </w:pPr>
+      <w:r>
+        <w:drawing>
+          <wp:inline distT="0" distB="0" distL="114300" distR="114300">
+            <wp:extent cx="5270500" cy="3019425"/>
+            <wp:effectExtent l="0" t="0" r="6350" b="9525"/>
+            <wp:docPr id="11" name="Picture 11"/>
+            <wp:cNvGraphicFramePr>
+              <a:graphicFrameLocks xmlns:a="http://schemas.openxmlformats.org/drawingml/2006/main" noChangeAspect="1"/>
+            </wp:cNvGraphicFramePr>
+            <a:graphic xmlns:a="http://schemas.openxmlformats.org/drawingml/2006/main">
+              <a:graphicData uri="http://schemas.openxmlformats.org/drawingml/2006/picture">
+                <pic:pic xmlns:pic="http://schemas.openxmlformats.org/drawingml/2006/picture">
+                  <pic:nvPicPr>
+                    <pic:cNvPr id="11" name="Picture 11"/>
+                    <pic:cNvPicPr>
+                      <a:picLocks noChangeAspect="1"/>
+                    </pic:cNvPicPr>
+                  </pic:nvPicPr>
+                  <pic:blipFill>
+                    <a:blip r:embed="rId11"/>
+                    <a:stretch>
+                      <a:fillRect/>
+                    </a:stretch>
+                  </pic:blipFill>
+                  <pic:spPr>
+                    <a:xfrm>
+                      <a:off x="0" y="0"/>
+                      <a:ext cx="5270500" cy="3019425"/>
+                    </a:xfrm>
+                    <a:prstGeom prst="rect">
+                      <a:avLst/>
+                    </a:prstGeom>
+                    <a:noFill/>
+                    <a:ln>
+                      <a:noFill/>
+                    </a:ln>
+                  </pic:spPr>
+                </pic:pic>
+              </a:graphicData>
+            </a:graphic>
+          </wp:inline>
+        </w:drawing>
+      </w:r>
+    </w:p>
+    <w:p>
+      <w:pPr>
+        <w:numPr>
+          <w:ilvl w:val="0"/>
+          <w:numId w:val="0"/>
+        </w:numPr>
+      </w:pPr>
+    </w:p>
+    <w:p>
+      <w:pPr>
+        <w:numPr>
+          <w:ilvl w:val="0"/>
+          <w:numId w:val="0"/>
+        </w:numPr>
+        <w:rPr>
+          <w:rFonts w:hint="default"/>
+          <w:lang w:val="vi-VN"/>
+        </w:rPr>
+      </w:pPr>
+      <w:r>
+        <w:rPr>
+          <w:rFonts w:hint="default"/>
+          <w:lang w:val="vi-VN"/>
+        </w:rPr>
+        <w:t>C/</w:t>
+      </w:r>
+    </w:p>
+    <w:p>
+      <w:pPr>
+        <w:numPr>
+          <w:ilvl w:val="0"/>
+          <w:numId w:val="0"/>
+        </w:numPr>
+        <w:rPr>
+          <w:rFonts w:hint="default"/>
+          <w:lang w:val="vi-VN"/>
+        </w:rPr>
+      </w:pPr>
+      <w:r>
+        <w:drawing>
+          <wp:inline distT="0" distB="0" distL="114300" distR="114300">
+            <wp:extent cx="5270500" cy="3124200"/>
+            <wp:effectExtent l="0" t="0" r="6350" b="0"/>
+            <wp:docPr id="12" name="Picture 12"/>
+            <wp:cNvGraphicFramePr>
+              <a:graphicFrameLocks xmlns:a="http://schemas.openxmlformats.org/drawingml/2006/main" noChangeAspect="1"/>
+            </wp:cNvGraphicFramePr>
+            <a:graphic xmlns:a="http://schemas.openxmlformats.org/drawingml/2006/main">
+              <a:graphicData uri="http://schemas.openxmlformats.org/drawingml/2006/picture">
+                <pic:pic xmlns:pic="http://schemas.openxmlformats.org/drawingml/2006/picture">
+                  <pic:nvPicPr>
+                    <pic:cNvPr id="12" name="Picture 12"/>
+                    <pic:cNvPicPr>
+                      <a:picLocks noChangeAspect="1"/>
+                    </pic:cNvPicPr>
+                  </pic:nvPicPr>
+                  <pic:blipFill>
+                    <a:blip r:embed="rId12"/>
+                    <a:stretch>
+                      <a:fillRect/>
+                    </a:stretch>
+                  </pic:blipFill>
+                  <pic:spPr>
+                    <a:xfrm>
+                      <a:off x="0" y="0"/>
+                      <a:ext cx="5270500" cy="3124200"/>
+                    </a:xfrm>
+                    <a:prstGeom prst="rect">
+                      <a:avLst/>
+                    </a:prstGeom>
+                    <a:noFill/>
+                    <a:ln>
+                      <a:noFill/>
+                    </a:ln>
+                  </pic:spPr>
+                </pic:pic>
+              </a:graphicData>
+            </a:graphic>
+          </wp:inline>
+        </w:drawing>
+      </w:r>
       <w:bookmarkStart w:id="0" w:name="_GoBack"/>
       <w:bookmarkEnd w:id="0"/>
-    </w:p>
-    <w:p>
-      <w:pPr>
-        <w:numPr>
-          <w:ilvl w:val="0"/>
-          <w:numId w:val="0"/>
-        </w:numPr>
-      </w:pPr>
-    </w:p>
-    <w:p>
-      <w:pPr>
-        <w:numPr>
-          <w:ilvl w:val="0"/>
-          <w:numId w:val="0"/>
-        </w:numPr>
-      </w:pPr>
-    </w:p>
-    <w:p>
-      <w:pPr>
-        <w:numPr>
-          <w:ilvl w:val="0"/>
-          <w:numId w:val="0"/>
-        </w:numPr>
-      </w:pPr>
-    </w:p>
-    <w:p>
-      <w:pPr>
-        <w:numPr>
-          <w:ilvl w:val="0"/>
-          <w:numId w:val="0"/>
-        </w:numPr>
-      </w:pPr>
-    </w:p>
-    <w:p>
-      <w:pPr>
-        <w:numPr>
-          <w:ilvl w:val="0"/>
-          <w:numId w:val="0"/>
-        </w:numPr>
-      </w:pPr>
-    </w:p>
-    <w:p>
-      <w:pPr>
-        <w:numPr>
-          <w:ilvl w:val="0"/>
-          <w:numId w:val="0"/>
-        </w:numPr>
-      </w:pPr>
-    </w:p>
-    <w:p>
-      <w:pPr>
-        <w:numPr>
-          <w:ilvl w:val="0"/>
-          <w:numId w:val="0"/>
-        </w:numPr>
-      </w:pPr>
-    </w:p>
-    <w:p>
-      <w:pPr>
-        <w:numPr>
-          <w:ilvl w:val="0"/>
-          <w:numId w:val="0"/>
-        </w:numPr>
-      </w:pPr>
-    </w:p>
-    <w:p>
-      <w:pPr>
-        <w:numPr>
-          <w:ilvl w:val="0"/>
-          <w:numId w:val="0"/>
-        </w:numPr>
-      </w:pPr>
-    </w:p>
-    <w:p>
-      <w:pPr>
-        <w:numPr>
-          <w:ilvl w:val="0"/>
-          <w:numId w:val="0"/>
-        </w:numPr>
-      </w:pPr>
-    </w:p>
-    <w:p>
-      <w:pPr>
-        <w:numPr>
-          <w:ilvl w:val="0"/>
-          <w:numId w:val="0"/>
-        </w:numPr>
-      </w:pPr>
-    </w:p>
-    <w:p>
-      <w:pPr>
-        <w:numPr>
-          <w:ilvl w:val="0"/>
-          <w:numId w:val="0"/>
-        </w:numPr>
-      </w:pPr>
-    </w:p>
-    <w:p>
-      <w:pPr>
-        <w:numPr>
-          <w:ilvl w:val="0"/>
-          <w:numId w:val="0"/>
-        </w:numPr>
-      </w:pPr>
     </w:p>
     <w:p>
       <w:pPr>
@@ -375,7 +1315,7 @@
     <w:lsdException w:unhideWhenUsed="0" w:uiPriority="0" w:semiHidden="0" w:name="HTML Sample"/>
     <w:lsdException w:unhideWhenUsed="0" w:uiPriority="0" w:semiHidden="0" w:name="HTML Typewriter"/>
     <w:lsdException w:unhideWhenUsed="0" w:uiPriority="0" w:semiHidden="0" w:name="HTML Variable"/>
-    <w:lsdException w:unhideWhenUsed="0" w:uiPriority="0" w:name="Normal Table"/>
+    <w:lsdException w:qFormat="1" w:unhideWhenUsed="0" w:uiPriority="0" w:name="Normal Table"/>
     <w:lsdException w:unhideWhenUsed="0" w:uiPriority="0" w:semiHidden="0" w:name="annotation subject"/>
     <w:lsdException w:unhideWhenUsed="0" w:uiPriority="0" w:semiHidden="0" w:name="Table Simple 1"/>
     <w:lsdException w:unhideWhenUsed="0" w:uiPriority="0" w:semiHidden="0" w:name="Table Simple 2"/>
@@ -538,6 +1478,7 @@
   <w:style w:type="table" w:default="1" w:styleId="3">
     <w:name w:val="Normal Table"/>
     <w:semiHidden/>
+    <w:qFormat/>
     <w:uiPriority w:val="0"/>
     <w:tblPr>
       <w:tblCellMar>
